--- a/report_template/template_main/gBPTMPlus_CustomEdition_YNYY_v1.1.0.docx
+++ b/report_template/template_main/gBPTMPlus_CustomEdition_YNYY_v1.1.0.docx
@@ -83,7 +83,33 @@
           <w:szCs w:val="56"/>
           <w:u w:val="single" w:color="00B0F0"/>
         </w:rPr>
-        <w:t>子宫内膜癌分子分型及遗传易感基因突变联合检测报告</w:t>
+        <w:t>子宫内膜</w:t>
+      </w:r>
+      <w:proofErr w:type="gramStart"/>
+      <w:r>
+        <w:rPr>
+          <w:rFonts w:ascii="思源黑体 CN" w:eastAsia="思源黑体 CN" w:hAnsi="思源黑体 CN" w:cs="微软雅黑" w:hint="eastAsia"/>
+          <w:b/>
+          <w:bCs/>
+          <w:color w:val="4F6D90"/>
+          <w:sz w:val="56"/>
+          <w:szCs w:val="56"/>
+          <w:u w:val="single" w:color="00B0F0"/>
+        </w:rPr>
+        <w:t>癌分子</w:t>
+      </w:r>
+      <w:proofErr w:type="gramEnd"/>
+      <w:r>
+        <w:rPr>
+          <w:rFonts w:ascii="思源黑体 CN" w:eastAsia="思源黑体 CN" w:hAnsi="思源黑体 CN" w:cs="微软雅黑" w:hint="eastAsia"/>
+          <w:b/>
+          <w:bCs/>
+          <w:color w:val="4F6D90"/>
+          <w:sz w:val="56"/>
+          <w:szCs w:val="56"/>
+          <w:u w:val="single" w:color="00B0F0"/>
+        </w:rPr>
+        <w:t>分型及遗传易感基因突变联合检测报告</w:t>
       </w:r>
     </w:p>
     <w:p>
@@ -243,7 +269,27 @@
           <w:bCs/>
           <w:color w:val="4F6D90"/>
         </w:rPr>
-        <w:t xml:space="preserve">     检测项目：子宫内膜癌分子分型及遗传易感基因突变联合检测</w:t>
+        <w:t xml:space="preserve">     检测项目：子宫内膜</w:t>
+      </w:r>
+      <w:proofErr w:type="gramStart"/>
+      <w:r>
+        <w:rPr>
+          <w:rFonts w:ascii="思源黑体 CN" w:eastAsia="思源黑体 CN" w:hAnsi="思源黑体 CN" w:cs="微软雅黑" w:hint="eastAsia"/>
+          <w:b/>
+          <w:bCs/>
+          <w:color w:val="4F6D90"/>
+        </w:rPr>
+        <w:t>癌分子</w:t>
+      </w:r>
+      <w:proofErr w:type="gramEnd"/>
+      <w:r>
+        <w:rPr>
+          <w:rFonts w:ascii="思源黑体 CN" w:eastAsia="思源黑体 CN" w:hAnsi="思源黑体 CN" w:cs="微软雅黑" w:hint="eastAsia"/>
+          <w:b/>
+          <w:bCs/>
+          <w:color w:val="4F6D90"/>
+        </w:rPr>
+        <w:t>分型及遗传易感基因突变联合检测</w:t>
       </w:r>
     </w:p>
     <w:p>
@@ -773,7 +819,25 @@
               <w:b/>
               <w:color w:val="487EA6"/>
             </w:rPr>
-            <w:t>子宫内膜癌分子分型及</w:t>
+            <w:t>子宫内膜</w:t>
+          </w:r>
+          <w:proofErr w:type="gramStart"/>
+          <w:r>
+            <w:rPr>
+              <w:rFonts w:eastAsia="思源黑体 CN" w:hint="eastAsia"/>
+              <w:b/>
+              <w:color w:val="487EA6"/>
+            </w:rPr>
+            <w:t>癌分子</w:t>
+          </w:r>
+          <w:proofErr w:type="gramEnd"/>
+          <w:r>
+            <w:rPr>
+              <w:rFonts w:eastAsia="思源黑体 CN" w:hint="eastAsia"/>
+              <w:b/>
+              <w:color w:val="487EA6"/>
+            </w:rPr>
+            <w:t>分型及</w:t>
           </w:r>
           <w:r>
             <w:fldChar w:fldCharType="begin"/>
@@ -1041,8 +1105,17 @@
                 <w:rFonts w:eastAsia="思源黑体 CN" w:cs="思源黑体 CN" w:hint="eastAsia"/>
                 <w:b/>
               </w:rPr>
-              <w:t>检测结果总览</w:t>
-            </w:r>
+              <w:t>检测结果总</w:t>
+            </w:r>
+            <w:proofErr w:type="gramStart"/>
+            <w:r>
+              <w:rPr>
+                <w:rFonts w:eastAsia="思源黑体 CN" w:cs="思源黑体 CN" w:hint="eastAsia"/>
+                <w:b/>
+              </w:rPr>
+              <w:t>览</w:t>
+            </w:r>
+            <w:proofErr w:type="gramEnd"/>
           </w:hyperlink>
         </w:p>
         <w:p>
@@ -1445,7 +1518,21 @@
           <w:rFonts w:hint="eastAsia"/>
         </w:rPr>
         <w:lastRenderedPageBreak/>
-        <w:t>子宫内膜癌分子分型及遗传易感基因突变联合检测报告</w:t>
+        <w:t>子宫内膜</w:t>
+      </w:r>
+      <w:proofErr w:type="gramStart"/>
+      <w:r>
+        <w:rPr>
+          <w:rFonts w:hint="eastAsia"/>
+        </w:rPr>
+        <w:t>癌分子</w:t>
+      </w:r>
+      <w:proofErr w:type="gramEnd"/>
+      <w:r>
+        <w:rPr>
+          <w:rFonts w:hint="eastAsia"/>
+        </w:rPr>
+        <w:t>分型及遗传易感基因突变联合检测报告</w:t>
       </w:r>
       <w:bookmarkEnd w:id="3"/>
       <w:bookmarkEnd w:id="4"/>
@@ -2048,6 +2135,7 @@
                 <w:szCs w:val="21"/>
               </w:rPr>
             </w:pPr>
+            <w:proofErr w:type="gramStart"/>
             <w:r>
               <w:rPr>
                 <w:rFonts w:ascii="思源黑体 CN" w:eastAsia="思源黑体 CN" w:hAnsi="思源黑体 CN" w:cs="思源黑体 CN" w:hint="eastAsia"/>
@@ -2057,7 +2145,19 @@
                 <w:sz w:val="21"/>
                 <w:szCs w:val="21"/>
               </w:rPr>
-              <w:t>收样日期：</w:t>
+              <w:t>收样日期</w:t>
+            </w:r>
+            <w:proofErr w:type="gramEnd"/>
+            <w:r>
+              <w:rPr>
+                <w:rFonts w:ascii="思源黑体 CN" w:eastAsia="思源黑体 CN" w:hAnsi="思源黑体 CN" w:cs="思源黑体 CN" w:hint="eastAsia"/>
+                <w:b/>
+                <w:bCs/>
+                <w:kern w:val="2"/>
+                <w:sz w:val="21"/>
+                <w:szCs w:val="21"/>
+              </w:rPr>
+              <w:t>：</w:t>
             </w:r>
             <w:r>
               <w:rPr>
@@ -2719,8 +2819,16 @@
               <w:rPr>
                 <w:rFonts w:ascii="Times New Roman" w:eastAsia="宋体" w:hAnsi="Times New Roman" w:cs="思源黑体 CN"/>
               </w:rPr>
-              <w:t>质控标准</w:t>
-            </w:r>
+              <w:t>质</w:t>
+            </w:r>
+            <w:proofErr w:type="gramStart"/>
+            <w:r>
+              <w:rPr>
+                <w:rFonts w:ascii="Times New Roman" w:eastAsia="宋体" w:hAnsi="Times New Roman" w:cs="思源黑体 CN"/>
+              </w:rPr>
+              <w:t>控标准</w:t>
+            </w:r>
+            <w:proofErr w:type="gramEnd"/>
           </w:p>
         </w:tc>
       </w:tr>
@@ -4281,7 +4389,31 @@
                 <w:sz w:val="18"/>
                 <w:szCs w:val="18"/>
               </w:rPr>
-              <w:t>合格（质控项有缺失，请补齐数据后自行评估）</w:t>
+              <w:t>合格（</w:t>
+            </w:r>
+            <w:proofErr w:type="gramStart"/>
+            <w:r>
+              <w:rPr>
+                <w:rFonts w:cs="思源黑体 CN" w:hint="eastAsia"/>
+                <w:b/>
+                <w:bCs/>
+                <w:color w:val="000000"/>
+                <w:sz w:val="18"/>
+                <w:szCs w:val="18"/>
+              </w:rPr>
+              <w:t>质控项有</w:t>
+            </w:r>
+            <w:proofErr w:type="gramEnd"/>
+            <w:r>
+              <w:rPr>
+                <w:rFonts w:cs="思源黑体 CN" w:hint="eastAsia"/>
+                <w:b/>
+                <w:bCs/>
+                <w:color w:val="000000"/>
+                <w:sz w:val="18"/>
+                <w:szCs w:val="18"/>
+              </w:rPr>
+              <w:t>缺失，请补齐数据后自行评估）</w:t>
             </w:r>
           </w:p>
           <w:p>
@@ -4664,7 +4796,21 @@
         <w:rPr>
           <w:rFonts w:ascii="Times New Roman" w:eastAsia="宋体" w:hAnsi="Times New Roman" w:cs="思源黑体 CN" w:hint="eastAsia"/>
         </w:rPr>
-        <w:t>：去除重复序列后目标检测区域每个碱基被测到次数的平均值</w:t>
+        <w:t>：去除重复序列</w:t>
+      </w:r>
+      <w:proofErr w:type="gramStart"/>
+      <w:r>
+        <w:rPr>
+          <w:rFonts w:ascii="Times New Roman" w:eastAsia="宋体" w:hAnsi="Times New Roman" w:cs="思源黑体 CN" w:hint="eastAsia"/>
+        </w:rPr>
+        <w:t>后目标</w:t>
+      </w:r>
+      <w:proofErr w:type="gramEnd"/>
+      <w:r>
+        <w:rPr>
+          <w:rFonts w:ascii="Times New Roman" w:eastAsia="宋体" w:hAnsi="Times New Roman" w:cs="思源黑体 CN" w:hint="eastAsia"/>
+        </w:rPr>
+        <w:t>检测区域每个碱基被测到次数的平均值</w:t>
       </w:r>
     </w:p>
     <w:p>
@@ -4686,7 +4832,21 @@
         <w:rPr>
           <w:rFonts w:ascii="Times New Roman" w:eastAsia="宋体" w:hAnsi="Times New Roman" w:cs="思源黑体 CN" w:hint="eastAsia"/>
         </w:rPr>
-        <w:t>覆盖度：检测到的区域占目标区域的比例。</w:t>
+        <w:t>覆盖度：检测到的区域</w:t>
+      </w:r>
+      <w:proofErr w:type="gramStart"/>
+      <w:r>
+        <w:rPr>
+          <w:rFonts w:ascii="Times New Roman" w:eastAsia="宋体" w:hAnsi="Times New Roman" w:cs="思源黑体 CN" w:hint="eastAsia"/>
+        </w:rPr>
+        <w:t>占目标</w:t>
+      </w:r>
+      <w:proofErr w:type="gramEnd"/>
+      <w:r>
+        <w:rPr>
+          <w:rFonts w:ascii="Times New Roman" w:eastAsia="宋体" w:hAnsi="Times New Roman" w:cs="思源黑体 CN" w:hint="eastAsia"/>
+        </w:rPr>
+        <w:t>区域的比例。</w:t>
       </w:r>
     </w:p>
     <w:p>
@@ -4725,11 +4885,19 @@
         <w:rPr>
           <w:rFonts w:cs="思源黑体 CN" w:hint="eastAsia"/>
         </w:rPr>
-        <w:t>检测结果总览</w:t>
+        <w:t>检测结果总</w:t>
+      </w:r>
+      <w:proofErr w:type="gramStart"/>
+      <w:r>
+        <w:rPr>
+          <w:rFonts w:cs="思源黑体 CN" w:hint="eastAsia"/>
+        </w:rPr>
+        <w:t>览</w:t>
       </w:r>
       <w:bookmarkEnd w:id="10"/>
       <w:bookmarkEnd w:id="11"/>
       <w:bookmarkEnd w:id="12"/>
+      <w:proofErr w:type="gramEnd"/>
     </w:p>
     <w:tbl>
       <w:tblPr>
@@ -5518,7 +5686,27 @@
                 <w:sz w:val="21"/>
                 <w:szCs w:val="21"/>
               </w:rPr>
-              <w:t>}}{%if a.hgvs_p!=”p.?”%} {{a.hgvs_p}}{%endif%}</w:t>
+              <w:t xml:space="preserve">}}{%if </w:t>
+            </w:r>
+            <w:proofErr w:type="spellStart"/>
+            <w:r>
+              <w:rPr>
+                <w:rFonts w:ascii="思源黑体 CN" w:eastAsia="思源黑体 CN" w:hAnsi="思源黑体 CN" w:cs="思源黑体 CN"/>
+                <w:color w:val="FF0000"/>
+                <w:sz w:val="21"/>
+                <w:szCs w:val="21"/>
+              </w:rPr>
+              <w:t>a.hgvs_p</w:t>
+            </w:r>
+            <w:proofErr w:type="spellEnd"/>
+            <w:r>
+              <w:rPr>
+                <w:rFonts w:ascii="思源黑体 CN" w:eastAsia="思源黑体 CN" w:hAnsi="思源黑体 CN" w:cs="思源黑体 CN"/>
+                <w:color w:val="FF0000"/>
+                <w:sz w:val="21"/>
+                <w:szCs w:val="21"/>
+              </w:rPr>
+              <w:t>!=”p.?”%} {{a.hgvs_p}}{%endif%}</w:t>
             </w:r>
           </w:p>
           <w:p>
@@ -5848,7 +6036,25 @@
                 <w:sz w:val="21"/>
                 <w:szCs w:val="21"/>
               </w:rPr>
-              <w:t>}}{%if a.hgvs_p!=”p.?”%} {{a.hgvs_p}}{%endif%}</w:t>
+              <w:t xml:space="preserve">}}{%if </w:t>
+            </w:r>
+            <w:proofErr w:type="spellStart"/>
+            <w:r>
+              <w:rPr>
+                <w:rFonts w:ascii="思源黑体 CN" w:eastAsia="思源黑体 CN" w:hAnsi="思源黑体 CN" w:cs="思源黑体 CN"/>
+                <w:sz w:val="21"/>
+                <w:szCs w:val="21"/>
+              </w:rPr>
+              <w:t>a.hgvs_p</w:t>
+            </w:r>
+            <w:proofErr w:type="spellEnd"/>
+            <w:r>
+              <w:rPr>
+                <w:rFonts w:ascii="思源黑体 CN" w:eastAsia="思源黑体 CN" w:hAnsi="思源黑体 CN" w:cs="思源黑体 CN"/>
+                <w:sz w:val="21"/>
+                <w:szCs w:val="21"/>
+              </w:rPr>
+              <w:t>!=”p.?”%} {{a.hgvs_p}}{%endif%}</w:t>
             </w:r>
           </w:p>
           <w:p>
@@ -7667,7 +7873,21 @@
         <w:rPr>
           <w:rFonts w:ascii="Times New Roman" w:eastAsia="宋体" w:hAnsi="Times New Roman" w:cs="思源黑体 CN" w:hint="eastAsia"/>
         </w:rPr>
-        <w:t>专家组发布的特殊基因变异解读指南</w:t>
+        <w:t>专家</w:t>
+      </w:r>
+      <w:proofErr w:type="gramStart"/>
+      <w:r>
+        <w:rPr>
+          <w:rFonts w:ascii="Times New Roman" w:eastAsia="宋体" w:hAnsi="Times New Roman" w:cs="思源黑体 CN" w:hint="eastAsia"/>
+        </w:rPr>
+        <w:t>组发布</w:t>
+      </w:r>
+      <w:proofErr w:type="gramEnd"/>
+      <w:r>
+        <w:rPr>
+          <w:rFonts w:ascii="Times New Roman" w:eastAsia="宋体" w:hAnsi="Times New Roman" w:cs="思源黑体 CN" w:hint="eastAsia"/>
+        </w:rPr>
+        <w:t>的特殊基因变异解读指南</w:t>
       </w:r>
       <w:r>
         <w:rPr>
@@ -8285,7 +8505,31 @@
                 <w:sz w:val="18"/>
                 <w:szCs w:val="18"/>
               </w:rPr>
-              <w:t>}}{%if a.hgvs_p!=”p.?”%} {{a.hgvs_p}}{%endif%}</w:t>
+              <w:t xml:space="preserve">}}{%if </w:t>
+            </w:r>
+            <w:proofErr w:type="spellStart"/>
+            <w:r>
+              <w:rPr>
+                <w:rFonts w:ascii="思源黑体 CN" w:eastAsia="思源黑体 CN" w:hAnsi="思源黑体 CN" w:cs="思源黑体 CN"/>
+                <w:b/>
+                <w:bCs/>
+                <w:color w:val="FFFFFF" w:themeColor="background1"/>
+                <w:sz w:val="18"/>
+                <w:szCs w:val="18"/>
+              </w:rPr>
+              <w:t>a.hgvs_p</w:t>
+            </w:r>
+            <w:proofErr w:type="spellEnd"/>
+            <w:r>
+              <w:rPr>
+                <w:rFonts w:ascii="思源黑体 CN" w:eastAsia="思源黑体 CN" w:hAnsi="思源黑体 CN" w:cs="思源黑体 CN"/>
+                <w:b/>
+                <w:bCs/>
+                <w:color w:val="FFFFFF" w:themeColor="background1"/>
+                <w:sz w:val="18"/>
+                <w:szCs w:val="18"/>
+              </w:rPr>
+              <w:t>!=”p.?”%} {{a.hgvs_p}}{%endif%}</w:t>
             </w:r>
           </w:p>
           <w:p>
@@ -9657,7 +9901,31 @@
                 <w:sz w:val="18"/>
                 <w:szCs w:val="18"/>
               </w:rPr>
-              <w:t>}}{%if a.hgvs_p!=”p.?”%} {{a.hgvs_p}}{%endif%}</w:t>
+              <w:t xml:space="preserve">}}{%if </w:t>
+            </w:r>
+            <w:proofErr w:type="spellStart"/>
+            <w:r>
+              <w:rPr>
+                <w:rFonts w:ascii="思源黑体 CN" w:eastAsia="思源黑体 CN" w:hAnsi="思源黑体 CN" w:cs="思源黑体 CN"/>
+                <w:b/>
+                <w:bCs/>
+                <w:color w:val="FFFFFF" w:themeColor="background1"/>
+                <w:sz w:val="18"/>
+                <w:szCs w:val="18"/>
+              </w:rPr>
+              <w:t>a.hgvs_p</w:t>
+            </w:r>
+            <w:proofErr w:type="spellEnd"/>
+            <w:r>
+              <w:rPr>
+                <w:rFonts w:ascii="思源黑体 CN" w:eastAsia="思源黑体 CN" w:hAnsi="思源黑体 CN" w:cs="思源黑体 CN"/>
+                <w:b/>
+                <w:bCs/>
+                <w:color w:val="FFFFFF" w:themeColor="background1"/>
+                <w:sz w:val="18"/>
+                <w:szCs w:val="18"/>
+              </w:rPr>
+              <w:t>!=”p.?”%} {{a.hgvs_p}}{%endif%}</w:t>
             </w:r>
           </w:p>
           <w:p>
@@ -10222,7 +10490,25 @@
           <w:sz w:val="16"/>
           <w:szCs w:val="16"/>
         </w:rPr>
-        <w:t>NCCN Clinical Practice Guidelines in Oncology-Uterine Neoplasms. (version 1.2022)[EB/OL]. http://www.nccn.org</w:t>
+        <w:t>NCCN Clinical Practice Guidelines in Oncology-Uterine Neoplasms. (</w:t>
+      </w:r>
+      <w:proofErr w:type="gramStart"/>
+      <w:r>
+        <w:rPr>
+          <w:rFonts w:ascii="思源黑体 CN Normal" w:eastAsia="思源黑体 CN Normal" w:hAnsi="思源黑体 CN Normal"/>
+          <w:sz w:val="16"/>
+          <w:szCs w:val="16"/>
+        </w:rPr>
+        <w:t>version</w:t>
+      </w:r>
+      <w:proofErr w:type="gramEnd"/>
+      <w:r>
+        <w:rPr>
+          <w:rFonts w:ascii="思源黑体 CN Normal" w:eastAsia="思源黑体 CN Normal" w:hAnsi="思源黑体 CN Normal"/>
+          <w:sz w:val="16"/>
+          <w:szCs w:val="16"/>
+        </w:rPr>
+        <w:t xml:space="preserve"> 1.2022)[EB/OL]. http://www.nccn.org</w:t>
       </w:r>
     </w:p>
     <w:p>
@@ -10252,7 +10538,25 @@
           <w:sz w:val="16"/>
           <w:szCs w:val="16"/>
         </w:rPr>
-        <w:t>, 中华医学会病理学分会, 国家病理质控中心. 子宫内膜癌分子检测中国专家共识（2021年版）[J]. 中国癌症杂志, 2021, 31(11): 1126-1144.</w:t>
+        <w:t>, 中华医学会病理学分会, 国家病理质控中心. 子宫内膜</w:t>
+      </w:r>
+      <w:proofErr w:type="gramStart"/>
+      <w:r>
+        <w:rPr>
+          <w:rFonts w:ascii="思源黑体 CN Normal" w:eastAsia="思源黑体 CN Normal" w:hAnsi="思源黑体 CN Normal"/>
+          <w:sz w:val="16"/>
+          <w:szCs w:val="16"/>
+        </w:rPr>
+        <w:t>癌分子</w:t>
+      </w:r>
+      <w:proofErr w:type="gramEnd"/>
+      <w:r>
+        <w:rPr>
+          <w:rFonts w:ascii="思源黑体 CN Normal" w:eastAsia="思源黑体 CN Normal" w:hAnsi="思源黑体 CN Normal"/>
+          <w:sz w:val="16"/>
+          <w:szCs w:val="16"/>
+        </w:rPr>
+        <w:t>检测中国专家共识（2021年版）[J]. 中国癌症杂志, 2021, 31(11): 1126-1144.</w:t>
       </w:r>
     </w:p>
     <w:p>
@@ -10474,6 +10778,81 @@
         <w:t>基因变异检测范围</w:t>
       </w:r>
       <w:bookmarkEnd w:id="19"/>
+    </w:p>
+    <w:p>
+      <w:pPr>
+        <w:rPr>
+          <w:rFonts w:hint="eastAsia"/>
+        </w:rPr>
+      </w:pPr>
+      <w:r>
+        <w:rPr>
+          <w:rFonts w:ascii="思源黑体 CN" w:eastAsia="思源黑体 CN" w:hAnsi="思源黑体 CN" w:cs="微软雅黑" w:hint="eastAsia"/>
+          <w:sz w:val="21"/>
+          <w:szCs w:val="21"/>
+        </w:rPr>
+        <w:t>{%</w:t>
+      </w:r>
+      <w:r>
+        <w:rPr>
+          <w:rFonts w:ascii="思源黑体 CN" w:eastAsia="思源黑体 CN" w:hAnsi="思源黑体 CN" w:cs="微软雅黑" w:hint="eastAsia"/>
+          <w:sz w:val="21"/>
+          <w:szCs w:val="21"/>
+        </w:rPr>
+        <w:t>p</w:t>
+      </w:r>
+      <w:r>
+        <w:rPr>
+          <w:rFonts w:ascii="思源黑体 CN" w:eastAsia="思源黑体 CN" w:hAnsi="思源黑体 CN" w:cs="微软雅黑"/>
+          <w:sz w:val="21"/>
+          <w:szCs w:val="21"/>
+        </w:rPr>
+        <w:t xml:space="preserve"> </w:t>
+      </w:r>
+      <w:r>
+        <w:rPr>
+          <w:rFonts w:ascii="思源黑体 CN" w:eastAsia="思源黑体 CN" w:hAnsi="思源黑体 CN" w:cs="微软雅黑" w:hint="eastAsia"/>
+          <w:sz w:val="21"/>
+          <w:szCs w:val="21"/>
+        </w:rPr>
+        <w:t>if [</w:t>
+      </w:r>
+      <w:proofErr w:type="spellStart"/>
+      <w:r>
+        <w:rPr>
+          <w:rFonts w:ascii="思源黑体 CN" w:eastAsia="思源黑体 CN" w:hAnsi="思源黑体 CN" w:cs="微软雅黑" w:hint="eastAsia"/>
+          <w:sz w:val="21"/>
+          <w:szCs w:val="21"/>
+        </w:rPr>
+        <w:t>sample.json_batch_name</w:t>
+      </w:r>
+      <w:proofErr w:type="spellEnd"/>
+      <w:r>
+        <w:rPr>
+          <w:rFonts w:ascii="思源黑体 CN" w:eastAsia="思源黑体 CN" w:hAnsi="思源黑体 CN" w:cs="微软雅黑" w:hint="eastAsia"/>
+          <w:sz w:val="21"/>
+          <w:szCs w:val="21"/>
+        </w:rPr>
+        <w:t>, “v1.1.0”]|</w:t>
+      </w:r>
+      <w:proofErr w:type="spellStart"/>
+      <w:r>
+        <w:rPr>
+          <w:rFonts w:ascii="思源黑体 CN" w:eastAsia="思源黑体 CN" w:hAnsi="思源黑体 CN" w:cs="微软雅黑" w:hint="eastAsia"/>
+          <w:sz w:val="21"/>
+          <w:szCs w:val="21"/>
+        </w:rPr>
+        <w:t>judge_version</w:t>
+      </w:r>
+      <w:proofErr w:type="spellEnd"/>
+      <w:r>
+        <w:rPr>
+          <w:rFonts w:ascii="思源黑体 CN" w:eastAsia="思源黑体 CN" w:hAnsi="思源黑体 CN" w:cs="微软雅黑" w:hint="eastAsia"/>
+          <w:sz w:val="21"/>
+          <w:szCs w:val="21"/>
+        </w:rPr>
+        <w:t>%}</w:t>
+      </w:r>
     </w:p>
     <w:tbl>
       <w:tblPr>
@@ -10557,7 +10936,7 @@
         </w:tc>
         <w:tc>
           <w:tcPr>
-            <w:tcW w:w="1761" w:type="pct"/>
+            <w:tcW w:w="1760" w:type="pct"/>
             <w:shd w:val="clear" w:color="auto" w:fill="4F6D90"/>
             <w:vAlign w:val="center"/>
           </w:tcPr>
@@ -10640,7 +11019,7 @@
         </w:tc>
         <w:tc>
           <w:tcPr>
-            <w:tcW w:w="1761" w:type="pct"/>
+            <w:tcW w:w="1760" w:type="pct"/>
             <w:vAlign w:val="center"/>
           </w:tcPr>
           <w:p>
@@ -10754,7 +11133,7 @@
         </w:tc>
         <w:tc>
           <w:tcPr>
-            <w:tcW w:w="1761" w:type="pct"/>
+            <w:tcW w:w="1760" w:type="pct"/>
             <w:vAlign w:val="center"/>
           </w:tcPr>
           <w:p>
@@ -10868,7 +11247,7 @@
         </w:tc>
         <w:tc>
           <w:tcPr>
-            <w:tcW w:w="1761" w:type="pct"/>
+            <w:tcW w:w="1760" w:type="pct"/>
             <w:vAlign w:val="center"/>
           </w:tcPr>
           <w:p>
@@ -10947,7 +11326,7 @@
         </w:tc>
         <w:tc>
           <w:tcPr>
-            <w:tcW w:w="1761" w:type="pct"/>
+            <w:tcW w:w="1760" w:type="pct"/>
             <w:vAlign w:val="center"/>
           </w:tcPr>
           <w:p>
@@ -11054,7 +11433,7 @@
         </w:tc>
         <w:tc>
           <w:tcPr>
-            <w:tcW w:w="1761" w:type="pct"/>
+            <w:tcW w:w="1760" w:type="pct"/>
             <w:vAlign w:val="center"/>
           </w:tcPr>
           <w:p>
@@ -11161,7 +11540,7 @@
         </w:tc>
         <w:tc>
           <w:tcPr>
-            <w:tcW w:w="1761" w:type="pct"/>
+            <w:tcW w:w="1760" w:type="pct"/>
             <w:vAlign w:val="center"/>
           </w:tcPr>
           <w:p>
@@ -11268,7 +11647,7 @@
         </w:tc>
         <w:tc>
           <w:tcPr>
-            <w:tcW w:w="1761" w:type="pct"/>
+            <w:tcW w:w="1760" w:type="pct"/>
             <w:vAlign w:val="center"/>
           </w:tcPr>
           <w:p>
@@ -11375,7 +11754,7 @@
         </w:tc>
         <w:tc>
           <w:tcPr>
-            <w:tcW w:w="1761" w:type="pct"/>
+            <w:tcW w:w="1760" w:type="pct"/>
             <w:vAlign w:val="center"/>
           </w:tcPr>
           <w:p>
@@ -11482,7 +11861,7 @@
         </w:tc>
         <w:tc>
           <w:tcPr>
-            <w:tcW w:w="1761" w:type="pct"/>
+            <w:tcW w:w="1760" w:type="pct"/>
             <w:vAlign w:val="center"/>
           </w:tcPr>
           <w:p>
@@ -11561,7 +11940,7 @@
         </w:tc>
         <w:tc>
           <w:tcPr>
-            <w:tcW w:w="1761" w:type="pct"/>
+            <w:tcW w:w="1760" w:type="pct"/>
             <w:vAlign w:val="center"/>
           </w:tcPr>
           <w:p>
@@ -11759,9 +12138,1179 @@
     <w:p>
       <w:pPr>
         <w:rPr>
+          <w:rFonts w:ascii="思源黑体 CN" w:eastAsia="思源黑体 CN" w:hAnsi="思源黑体 CN" w:cs="微软雅黑"/>
+          <w:sz w:val="21"/>
+          <w:szCs w:val="21"/>
+        </w:rPr>
+      </w:pPr>
+      <w:r>
+        <w:rPr>
+          <w:rFonts w:ascii="思源黑体 CN" w:eastAsia="思源黑体 CN" w:hAnsi="思源黑体 CN" w:cs="微软雅黑" w:hint="eastAsia"/>
+          <w:sz w:val="21"/>
+          <w:szCs w:val="21"/>
+        </w:rPr>
+        <w:t>{%</w:t>
+      </w:r>
+      <w:r>
+        <w:rPr>
+          <w:rFonts w:ascii="思源黑体 CN" w:eastAsia="思源黑体 CN" w:hAnsi="思源黑体 CN" w:cs="微软雅黑" w:hint="eastAsia"/>
+          <w:sz w:val="21"/>
+          <w:szCs w:val="21"/>
+        </w:rPr>
+        <w:t>p</w:t>
+      </w:r>
+      <w:r>
+        <w:rPr>
+          <w:rFonts w:ascii="思源黑体 CN" w:eastAsia="思源黑体 CN" w:hAnsi="思源黑体 CN" w:cs="微软雅黑"/>
+          <w:sz w:val="21"/>
+          <w:szCs w:val="21"/>
+        </w:rPr>
+        <w:t xml:space="preserve"> </w:t>
+      </w:r>
+      <w:r>
+        <w:rPr>
+          <w:rFonts w:ascii="思源黑体 CN" w:eastAsia="思源黑体 CN" w:hAnsi="思源黑体 CN" w:cs="微软雅黑" w:hint="eastAsia"/>
+          <w:sz w:val="21"/>
+          <w:szCs w:val="21"/>
+        </w:rPr>
+        <w:t>else%}</w:t>
+      </w:r>
+    </w:p>
+    <w:tbl>
+      <w:tblPr>
+        <w:tblW w:w="5221" w:type="pct"/>
+        <w:tblBorders>
+          <w:top w:val="single" w:sz="4" w:space="0" w:color="BFBFBF" w:themeColor="background1" w:themeShade="BF"/>
+          <w:left w:val="single" w:sz="4" w:space="0" w:color="BFBFBF" w:themeColor="background1" w:themeShade="BF"/>
+          <w:bottom w:val="single" w:sz="4" w:space="0" w:color="BFBFBF" w:themeColor="background1" w:themeShade="BF"/>
+          <w:right w:val="single" w:sz="4" w:space="0" w:color="BFBFBF" w:themeColor="background1" w:themeShade="BF"/>
+          <w:insideH w:val="single" w:sz="4" w:space="0" w:color="BFBFBF" w:themeColor="background1" w:themeShade="BF"/>
+          <w:insideV w:val="single" w:sz="4" w:space="0" w:color="BFBFBF" w:themeColor="background1" w:themeShade="BF"/>
+        </w:tblBorders>
+        <w:tblLook w:val="04A0" w:firstRow="1" w:lastRow="0" w:firstColumn="1" w:lastColumn="0" w:noHBand="0" w:noVBand="1"/>
+      </w:tblPr>
+      <w:tblGrid>
+        <w:gridCol w:w="991"/>
+        <w:gridCol w:w="5601"/>
+        <w:gridCol w:w="3581"/>
+      </w:tblGrid>
+      <w:tr>
+        <w:trPr>
+          <w:trHeight w:val="454"/>
+          <w:tblHeader/>
+        </w:trPr>
+        <w:tc>
+          <w:tcPr>
+            <w:tcW w:w="487" w:type="pct"/>
+            <w:shd w:val="clear" w:color="auto" w:fill="4F6D90"/>
+            <w:vAlign w:val="center"/>
+          </w:tcPr>
+          <w:p>
+            <w:pPr>
+              <w:pStyle w:val="af3"/>
+              <w:spacing w:line="320" w:lineRule="exact"/>
+              <w:rPr>
+                <w:rFonts w:ascii="思源黑体 CN" w:hAnsi="思源黑体 CN" w:cs="思源黑体 CN"/>
+                <w:b/>
+                <w:bCs/>
+                <w:color w:val="FFFFFF" w:themeColor="background1"/>
+              </w:rPr>
+            </w:pPr>
+            <w:r>
+              <w:rPr>
+                <w:rFonts w:ascii="思源黑体 CN" w:hAnsi="思源黑体 CN" w:cs="思源黑体 CN" w:hint="eastAsia"/>
+                <w:b/>
+                <w:bCs/>
+                <w:color w:val="FFFFFF" w:themeColor="background1"/>
+              </w:rPr>
+              <w:t>基因</w:t>
+            </w:r>
+          </w:p>
+        </w:tc>
+        <w:tc>
+          <w:tcPr>
+            <w:tcW w:w="2753" w:type="pct"/>
+            <w:shd w:val="clear" w:color="auto" w:fill="4F6D90"/>
+            <w:vAlign w:val="center"/>
+          </w:tcPr>
+          <w:p>
+            <w:pPr>
+              <w:pStyle w:val="af3"/>
+              <w:spacing w:line="320" w:lineRule="exact"/>
+              <w:rPr>
+                <w:rFonts w:ascii="思源黑体 CN" w:hAnsi="思源黑体 CN" w:cs="思源黑体 CN"/>
+                <w:b/>
+                <w:bCs/>
+                <w:color w:val="FFFFFF" w:themeColor="background1"/>
+              </w:rPr>
+            </w:pPr>
+            <w:r>
+              <w:rPr>
+                <w:rFonts w:ascii="思源黑体 CN" w:hAnsi="思源黑体 CN" w:cs="思源黑体 CN" w:hint="eastAsia"/>
+                <w:b/>
+                <w:bCs/>
+                <w:color w:val="FFFFFF" w:themeColor="background1"/>
+              </w:rPr>
+              <w:t>覆盖范围</w:t>
+            </w:r>
+          </w:p>
+        </w:tc>
+        <w:tc>
+          <w:tcPr>
+            <w:tcW w:w="1760" w:type="pct"/>
+            <w:shd w:val="clear" w:color="auto" w:fill="4F6D90"/>
+            <w:vAlign w:val="center"/>
+          </w:tcPr>
+          <w:p>
+            <w:pPr>
+              <w:pStyle w:val="af3"/>
+              <w:spacing w:line="320" w:lineRule="exact"/>
+              <w:rPr>
+                <w:rFonts w:ascii="思源黑体 CN" w:hAnsi="思源黑体 CN" w:cs="思源黑体 CN"/>
+                <w:b/>
+                <w:bCs/>
+                <w:color w:val="FFFFFF" w:themeColor="background1"/>
+              </w:rPr>
+            </w:pPr>
+            <w:r>
+              <w:rPr>
+                <w:rFonts w:ascii="思源黑体 CN" w:hAnsi="思源黑体 CN" w:cs="思源黑体 CN" w:hint="eastAsia"/>
+                <w:b/>
+                <w:bCs/>
+                <w:color w:val="FFFFFF" w:themeColor="background1"/>
+              </w:rPr>
+              <w:t>检测类型</w:t>
+            </w:r>
+          </w:p>
+        </w:tc>
+      </w:tr>
+      <w:tr>
+        <w:trPr>
+          <w:trHeight w:val="454"/>
+        </w:trPr>
+        <w:tc>
+          <w:tcPr>
+            <w:tcW w:w="487" w:type="pct"/>
+            <w:vAlign w:val="center"/>
+          </w:tcPr>
+          <w:p>
+            <w:pPr>
+              <w:pStyle w:val="af3"/>
+              <w:spacing w:line="320" w:lineRule="exact"/>
+              <w:rPr>
+                <w:rFonts w:ascii="思源黑体 CN" w:hAnsi="思源黑体 CN" w:cs="思源黑体 CN"/>
+                <w:b/>
+                <w:bCs/>
+              </w:rPr>
+            </w:pPr>
+            <w:r>
+              <w:rPr>
+                <w:rFonts w:ascii="思源黑体 CN" w:hAnsi="思源黑体 CN" w:cs="思源黑体 CN" w:hint="eastAsia"/>
+                <w:b/>
+                <w:bCs/>
+                <w:szCs w:val="18"/>
+              </w:rPr>
+              <w:t>BRCA1</w:t>
+            </w:r>
+          </w:p>
+        </w:tc>
+        <w:tc>
+          <w:tcPr>
+            <w:tcW w:w="2753" w:type="pct"/>
+            <w:vAlign w:val="center"/>
+          </w:tcPr>
+          <w:p>
+            <w:pPr>
+              <w:pStyle w:val="af3"/>
+              <w:spacing w:line="320" w:lineRule="exact"/>
+              <w:jc w:val="left"/>
+              <w:rPr>
+                <w:rFonts w:ascii="思源黑体 CN" w:hAnsi="思源黑体 CN" w:cs="思源黑体 CN"/>
+                <w:szCs w:val="18"/>
+              </w:rPr>
+            </w:pPr>
+            <w:r>
+              <w:rPr>
+                <w:rFonts w:ascii="思源黑体 CN" w:hAnsi="思源黑体 CN" w:cs="思源黑体 CN" w:hint="eastAsia"/>
+                <w:szCs w:val="18"/>
+              </w:rPr>
+              <w:t>全编码区，外显子-内含子连接区（±20bp），部分内含子，UTR区</w:t>
+            </w:r>
+          </w:p>
+        </w:tc>
+        <w:tc>
+          <w:tcPr>
+            <w:tcW w:w="1760" w:type="pct"/>
+            <w:vAlign w:val="center"/>
+          </w:tcPr>
+          <w:p>
+            <w:pPr>
+              <w:pStyle w:val="af3"/>
+              <w:spacing w:line="320" w:lineRule="exact"/>
+              <w:jc w:val="left"/>
+              <w:rPr>
+                <w:rFonts w:ascii="思源黑体 CN" w:hAnsi="思源黑体 CN" w:cs="思源黑体 CN"/>
+                <w:szCs w:val="18"/>
+              </w:rPr>
+            </w:pPr>
+            <w:r>
+              <w:rPr>
+                <w:rFonts w:ascii="思源黑体 CN" w:hAnsi="思源黑体 CN" w:cs="思源黑体 CN"/>
+                <w:szCs w:val="18"/>
+              </w:rPr>
+              <w:t>点突变、插入/缺失突变、大片段重排</w:t>
+            </w:r>
+            <w:r>
+              <w:rPr>
+                <w:rFonts w:ascii="思源黑体 CN" w:hAnsi="思源黑体 CN" w:cs="思源黑体 CN" w:hint="eastAsia"/>
+                <w:szCs w:val="18"/>
+              </w:rPr>
+              <w:t>（</w:t>
+            </w:r>
+            <w:r>
+              <w:rPr>
+                <w:rFonts w:ascii="思源黑体 CN" w:hAnsi="思源黑体 CN" w:cs="思源黑体 CN" w:hint="eastAsia"/>
+                <w:szCs w:val="18"/>
+              </w:rPr>
+              <w:t>LGR deletion</w:t>
+            </w:r>
+            <w:r>
+              <w:rPr>
+                <w:rFonts w:ascii="思源黑体 CN" w:hAnsi="思源黑体 CN" w:cs="思源黑体 CN" w:hint="eastAsia"/>
+                <w:szCs w:val="18"/>
+              </w:rPr>
+              <w:t>和</w:t>
+            </w:r>
+            <w:r>
+              <w:rPr>
+                <w:rFonts w:ascii="思源黑体 CN" w:hAnsi="思源黑体 CN" w:cs="思源黑体 CN" w:hint="eastAsia"/>
+                <w:szCs w:val="18"/>
+              </w:rPr>
+              <w:t>LGR duplication</w:t>
+            </w:r>
+            <w:r>
+              <w:rPr>
+                <w:rFonts w:ascii="思源黑体 CN" w:hAnsi="思源黑体 CN" w:cs="思源黑体 CN" w:hint="eastAsia"/>
+                <w:szCs w:val="18"/>
+              </w:rPr>
+              <w:t>）</w:t>
+            </w:r>
+          </w:p>
+        </w:tc>
+      </w:tr>
+      <w:tr>
+        <w:trPr>
+          <w:trHeight w:val="454"/>
+        </w:trPr>
+        <w:tc>
+          <w:tcPr>
+            <w:tcW w:w="487" w:type="pct"/>
+            <w:vAlign w:val="center"/>
+          </w:tcPr>
+          <w:p>
+            <w:pPr>
+              <w:pStyle w:val="af3"/>
+              <w:spacing w:line="320" w:lineRule="exact"/>
+              <w:rPr>
+                <w:rFonts w:ascii="思源黑体 CN" w:hAnsi="思源黑体 CN" w:cs="思源黑体 CN"/>
+                <w:b/>
+                <w:bCs/>
+              </w:rPr>
+            </w:pPr>
+            <w:r>
+              <w:rPr>
+                <w:rFonts w:ascii="思源黑体 CN" w:hAnsi="思源黑体 CN" w:cs="思源黑体 CN" w:hint="eastAsia"/>
+                <w:b/>
+                <w:bCs/>
+                <w:szCs w:val="18"/>
+              </w:rPr>
+              <w:t>BRCA2</w:t>
+            </w:r>
+          </w:p>
+        </w:tc>
+        <w:tc>
+          <w:tcPr>
+            <w:tcW w:w="2753" w:type="pct"/>
+            <w:vAlign w:val="center"/>
+          </w:tcPr>
+          <w:p>
+            <w:pPr>
+              <w:pStyle w:val="af3"/>
+              <w:spacing w:line="320" w:lineRule="exact"/>
+              <w:jc w:val="left"/>
+              <w:rPr>
+                <w:rFonts w:ascii="思源黑体 CN" w:hAnsi="思源黑体 CN" w:cs="思源黑体 CN"/>
+                <w:szCs w:val="18"/>
+              </w:rPr>
+            </w:pPr>
+            <w:r>
+              <w:rPr>
+                <w:rFonts w:ascii="思源黑体 CN" w:hAnsi="思源黑体 CN" w:cs="思源黑体 CN" w:hint="eastAsia"/>
+                <w:szCs w:val="18"/>
+              </w:rPr>
+              <w:t>全编码区，外显子-内含子连接区（±20bp），部分内含子，UTR区</w:t>
+            </w:r>
+          </w:p>
+        </w:tc>
+        <w:tc>
+          <w:tcPr>
+            <w:tcW w:w="1760" w:type="pct"/>
+            <w:vAlign w:val="center"/>
+          </w:tcPr>
+          <w:p>
+            <w:pPr>
+              <w:pStyle w:val="af3"/>
+              <w:spacing w:line="320" w:lineRule="exact"/>
+              <w:jc w:val="left"/>
+              <w:rPr>
+                <w:rFonts w:ascii="思源黑体 CN" w:hAnsi="思源黑体 CN" w:cs="思源黑体 CN"/>
+                <w:szCs w:val="18"/>
+              </w:rPr>
+            </w:pPr>
+            <w:r>
+              <w:rPr>
+                <w:rFonts w:ascii="思源黑体 CN" w:hAnsi="思源黑体 CN" w:cs="思源黑体 CN"/>
+                <w:szCs w:val="18"/>
+              </w:rPr>
+              <w:t>点突变、插入/缺失突变、大片段重排</w:t>
+            </w:r>
+            <w:r>
+              <w:rPr>
+                <w:rFonts w:ascii="思源黑体 CN" w:hAnsi="思源黑体 CN" w:cs="思源黑体 CN" w:hint="eastAsia"/>
+                <w:szCs w:val="18"/>
+              </w:rPr>
+              <w:t>（</w:t>
+            </w:r>
+            <w:r>
+              <w:rPr>
+                <w:rFonts w:ascii="思源黑体 CN" w:hAnsi="思源黑体 CN" w:cs="思源黑体 CN" w:hint="eastAsia"/>
+                <w:szCs w:val="18"/>
+              </w:rPr>
+              <w:t>LGR deletion</w:t>
+            </w:r>
+            <w:r>
+              <w:rPr>
+                <w:rFonts w:ascii="思源黑体 CN" w:hAnsi="思源黑体 CN" w:cs="思源黑体 CN" w:hint="eastAsia"/>
+                <w:szCs w:val="18"/>
+              </w:rPr>
+              <w:t>和</w:t>
+            </w:r>
+            <w:r>
+              <w:rPr>
+                <w:rFonts w:ascii="思源黑体 CN" w:hAnsi="思源黑体 CN" w:cs="思源黑体 CN" w:hint="eastAsia"/>
+                <w:szCs w:val="18"/>
+              </w:rPr>
+              <w:t>LGR duplication</w:t>
+            </w:r>
+            <w:r>
+              <w:rPr>
+                <w:rFonts w:ascii="思源黑体 CN" w:hAnsi="思源黑体 CN" w:cs="思源黑体 CN" w:hint="eastAsia"/>
+                <w:szCs w:val="18"/>
+              </w:rPr>
+              <w:t>）</w:t>
+            </w:r>
+          </w:p>
+        </w:tc>
+      </w:tr>
+      <w:tr>
+        <w:trPr>
+          <w:trHeight w:val="454"/>
+        </w:trPr>
+        <w:tc>
+          <w:tcPr>
+            <w:tcW w:w="487" w:type="pct"/>
+            <w:vAlign w:val="center"/>
+          </w:tcPr>
+          <w:p>
+            <w:pPr>
+              <w:pStyle w:val="af3"/>
+              <w:spacing w:line="320" w:lineRule="exact"/>
+              <w:rPr>
+                <w:rFonts w:ascii="思源黑体 CN" w:hAnsi="思源黑体 CN" w:cs="思源黑体 CN"/>
+                <w:b/>
+                <w:bCs/>
+                <w:szCs w:val="18"/>
+              </w:rPr>
+            </w:pPr>
+            <w:r>
+              <w:rPr>
+                <w:rFonts w:ascii="思源黑体 CN" w:hAnsi="思源黑体 CN" w:cs="思源黑体 CN" w:hint="eastAsia"/>
+                <w:b/>
+                <w:bCs/>
+                <w:szCs w:val="18"/>
+              </w:rPr>
+              <w:t>CTNNB1</w:t>
+            </w:r>
+          </w:p>
+        </w:tc>
+        <w:tc>
+          <w:tcPr>
+            <w:tcW w:w="2753" w:type="pct"/>
+            <w:vAlign w:val="center"/>
+          </w:tcPr>
+          <w:p>
+            <w:pPr>
+              <w:pStyle w:val="af3"/>
+              <w:spacing w:line="320" w:lineRule="exact"/>
+              <w:rPr>
+                <w:rFonts w:ascii="思源黑体 CN" w:hAnsi="思源黑体 CN" w:cs="思源黑体 CN"/>
+                <w:szCs w:val="18"/>
+              </w:rPr>
+            </w:pPr>
+            <w:r>
+              <w:rPr>
+                <w:rFonts w:ascii="思源黑体 CN" w:hAnsi="思源黑体 CN" w:cs="思源黑体 CN" w:hint="eastAsia"/>
+                <w:szCs w:val="18"/>
+              </w:rPr>
+              <w:t>Exon3</w:t>
+            </w:r>
+          </w:p>
+        </w:tc>
+        <w:tc>
+          <w:tcPr>
+            <w:tcW w:w="1760" w:type="pct"/>
+            <w:vAlign w:val="center"/>
+          </w:tcPr>
+          <w:p>
+            <w:pPr>
+              <w:pStyle w:val="af3"/>
+              <w:spacing w:line="320" w:lineRule="exact"/>
+              <w:jc w:val="left"/>
+              <w:rPr>
+                <w:rFonts w:ascii="思源黑体 CN" w:hAnsi="思源黑体 CN" w:cs="思源黑体 CN"/>
+                <w:szCs w:val="18"/>
+              </w:rPr>
+            </w:pPr>
+            <w:r>
+              <w:rPr>
+                <w:rFonts w:ascii="思源黑体 CN" w:hAnsi="思源黑体 CN" w:cs="思源黑体 CN" w:hint="eastAsia"/>
+                <w:szCs w:val="18"/>
+              </w:rPr>
+              <w:t>点突变、插入/缺失突变</w:t>
+            </w:r>
+          </w:p>
+        </w:tc>
+      </w:tr>
+      <w:tr>
+        <w:trPr>
+          <w:trHeight w:val="454"/>
+        </w:trPr>
+        <w:tc>
+          <w:tcPr>
+            <w:tcW w:w="487" w:type="pct"/>
+            <w:vAlign w:val="center"/>
+          </w:tcPr>
+          <w:p>
+            <w:pPr>
+              <w:pStyle w:val="af3"/>
+              <w:spacing w:line="320" w:lineRule="exact"/>
+              <w:rPr>
+                <w:rFonts w:ascii="思源黑体 CN" w:hAnsi="思源黑体 CN" w:cs="思源黑体 CN"/>
+                <w:b/>
+                <w:bCs/>
+                <w:szCs w:val="18"/>
+              </w:rPr>
+            </w:pPr>
+            <w:r>
+              <w:rPr>
+                <w:rFonts w:ascii="思源黑体 CN" w:hAnsi="思源黑体 CN" w:cs="思源黑体 CN" w:hint="eastAsia"/>
+                <w:b/>
+                <w:bCs/>
+                <w:szCs w:val="18"/>
+              </w:rPr>
+              <w:lastRenderedPageBreak/>
+              <w:t>EPCAM</w:t>
+            </w:r>
+          </w:p>
+        </w:tc>
+        <w:tc>
+          <w:tcPr>
+            <w:tcW w:w="2753" w:type="pct"/>
+            <w:vAlign w:val="center"/>
+          </w:tcPr>
+          <w:p>
+            <w:pPr>
+              <w:pStyle w:val="af3"/>
+              <w:spacing w:line="320" w:lineRule="exact"/>
+              <w:rPr>
+                <w:rFonts w:ascii="思源黑体 CN" w:hAnsi="思源黑体 CN" w:cs="思源黑体 CN"/>
+                <w:szCs w:val="18"/>
+              </w:rPr>
+            </w:pPr>
+            <w:r>
+              <w:rPr>
+                <w:rFonts w:ascii="思源黑体 CN" w:hAnsi="思源黑体 CN" w:cs="思源黑体 CN" w:hint="eastAsia"/>
+                <w:szCs w:val="18"/>
+              </w:rPr>
+              <w:t>编码区和外显子-内含子连接区（±10bp）</w:t>
+            </w:r>
+          </w:p>
+        </w:tc>
+        <w:tc>
+          <w:tcPr>
+            <w:tcW w:w="1760" w:type="pct"/>
+            <w:vAlign w:val="center"/>
+          </w:tcPr>
+          <w:p>
+            <w:pPr>
+              <w:pStyle w:val="af3"/>
+              <w:spacing w:line="320" w:lineRule="exact"/>
+              <w:jc w:val="left"/>
+              <w:rPr>
+                <w:rFonts w:ascii="思源黑体 CN" w:hAnsi="思源黑体 CN" w:cs="思源黑体 CN"/>
+                <w:szCs w:val="18"/>
+              </w:rPr>
+            </w:pPr>
+            <w:r>
+              <w:rPr>
+                <w:rFonts w:ascii="思源黑体 CN" w:hAnsi="思源黑体 CN" w:cs="思源黑体 CN" w:hint="eastAsia"/>
+                <w:szCs w:val="18"/>
+              </w:rPr>
+              <w:t>点突变、插入/缺失突变</w:t>
+            </w:r>
+          </w:p>
+        </w:tc>
+      </w:tr>
+      <w:tr>
+        <w:trPr>
+          <w:trHeight w:val="454"/>
+        </w:trPr>
+        <w:tc>
+          <w:tcPr>
+            <w:tcW w:w="487" w:type="pct"/>
+            <w:vAlign w:val="center"/>
+          </w:tcPr>
+          <w:p>
+            <w:pPr>
+              <w:pStyle w:val="af3"/>
+              <w:spacing w:line="320" w:lineRule="exact"/>
+              <w:rPr>
+                <w:rFonts w:ascii="思源黑体 CN" w:hAnsi="思源黑体 CN" w:cs="思源黑体 CN"/>
+                <w:b/>
+                <w:bCs/>
+                <w:szCs w:val="18"/>
+              </w:rPr>
+            </w:pPr>
+            <w:r>
+              <w:rPr>
+                <w:rFonts w:ascii="思源黑体 CN" w:hAnsi="思源黑体 CN" w:cs="思源黑体 CN" w:hint="eastAsia"/>
+                <w:b/>
+                <w:bCs/>
+                <w:szCs w:val="18"/>
+              </w:rPr>
+              <w:t>MLH1</w:t>
+            </w:r>
+          </w:p>
+        </w:tc>
+        <w:tc>
+          <w:tcPr>
+            <w:tcW w:w="2753" w:type="pct"/>
+            <w:vAlign w:val="center"/>
+          </w:tcPr>
+          <w:p>
+            <w:pPr>
+              <w:pStyle w:val="af3"/>
+              <w:spacing w:line="320" w:lineRule="exact"/>
+              <w:rPr>
+                <w:rFonts w:ascii="思源黑体 CN" w:hAnsi="思源黑体 CN" w:cs="思源黑体 CN"/>
+                <w:szCs w:val="18"/>
+              </w:rPr>
+            </w:pPr>
+            <w:r>
+              <w:rPr>
+                <w:rFonts w:ascii="思源黑体 CN" w:hAnsi="思源黑体 CN" w:cs="思源黑体 CN" w:hint="eastAsia"/>
+                <w:szCs w:val="18"/>
+              </w:rPr>
+              <w:t>编码区和外显子-内含子连接区（±10bp）</w:t>
+            </w:r>
+          </w:p>
+        </w:tc>
+        <w:tc>
+          <w:tcPr>
+            <w:tcW w:w="1760" w:type="pct"/>
+            <w:vAlign w:val="center"/>
+          </w:tcPr>
+          <w:p>
+            <w:pPr>
+              <w:pStyle w:val="af3"/>
+              <w:spacing w:line="320" w:lineRule="exact"/>
+              <w:jc w:val="left"/>
+              <w:rPr>
+                <w:rFonts w:ascii="思源黑体 CN" w:hAnsi="思源黑体 CN" w:cs="思源黑体 CN"/>
+                <w:szCs w:val="18"/>
+              </w:rPr>
+            </w:pPr>
+            <w:r>
+              <w:rPr>
+                <w:rFonts w:ascii="思源黑体 CN" w:hAnsi="思源黑体 CN" w:cs="思源黑体 CN" w:hint="eastAsia"/>
+                <w:szCs w:val="18"/>
+              </w:rPr>
+              <w:t>点突变、插入/缺失突变</w:t>
+            </w:r>
+          </w:p>
+        </w:tc>
+      </w:tr>
+      <w:tr>
+        <w:trPr>
+          <w:trHeight w:val="454"/>
+        </w:trPr>
+        <w:tc>
+          <w:tcPr>
+            <w:tcW w:w="487" w:type="pct"/>
+            <w:vAlign w:val="center"/>
+          </w:tcPr>
+          <w:p>
+            <w:pPr>
+              <w:pStyle w:val="af3"/>
+              <w:spacing w:line="320" w:lineRule="exact"/>
+              <w:rPr>
+                <w:rFonts w:ascii="思源黑体 CN" w:hAnsi="思源黑体 CN" w:cs="思源黑体 CN"/>
+                <w:b/>
+                <w:bCs/>
+                <w:szCs w:val="18"/>
+              </w:rPr>
+            </w:pPr>
+            <w:r>
+              <w:rPr>
+                <w:rFonts w:ascii="思源黑体 CN" w:hAnsi="思源黑体 CN" w:cs="思源黑体 CN" w:hint="eastAsia"/>
+                <w:b/>
+                <w:bCs/>
+                <w:szCs w:val="18"/>
+              </w:rPr>
+              <w:t>MSH2</w:t>
+            </w:r>
+          </w:p>
+        </w:tc>
+        <w:tc>
+          <w:tcPr>
+            <w:tcW w:w="2753" w:type="pct"/>
+            <w:vAlign w:val="center"/>
+          </w:tcPr>
+          <w:p>
+            <w:pPr>
+              <w:pStyle w:val="af3"/>
+              <w:spacing w:line="320" w:lineRule="exact"/>
+              <w:rPr>
+                <w:rFonts w:ascii="思源黑体 CN" w:hAnsi="思源黑体 CN" w:cs="思源黑体 CN"/>
+                <w:szCs w:val="18"/>
+              </w:rPr>
+            </w:pPr>
+            <w:r>
+              <w:rPr>
+                <w:rFonts w:ascii="思源黑体 CN" w:hAnsi="思源黑体 CN" w:cs="思源黑体 CN" w:hint="eastAsia"/>
+                <w:szCs w:val="18"/>
+              </w:rPr>
+              <w:t>编码区和外显子-内含子连接区（±10bp）</w:t>
+            </w:r>
+          </w:p>
+        </w:tc>
+        <w:tc>
+          <w:tcPr>
+            <w:tcW w:w="1760" w:type="pct"/>
+            <w:vAlign w:val="center"/>
+          </w:tcPr>
+          <w:p>
+            <w:pPr>
+              <w:pStyle w:val="af3"/>
+              <w:spacing w:line="320" w:lineRule="exact"/>
+              <w:jc w:val="left"/>
+              <w:rPr>
+                <w:rFonts w:ascii="思源黑体 CN" w:hAnsi="思源黑体 CN" w:cs="思源黑体 CN"/>
+                <w:szCs w:val="18"/>
+              </w:rPr>
+            </w:pPr>
+            <w:r>
+              <w:rPr>
+                <w:rFonts w:ascii="思源黑体 CN" w:hAnsi="思源黑体 CN" w:cs="思源黑体 CN" w:hint="eastAsia"/>
+                <w:szCs w:val="18"/>
+              </w:rPr>
+              <w:t>点突变、插入/缺失突变</w:t>
+            </w:r>
+          </w:p>
+        </w:tc>
+      </w:tr>
+      <w:tr>
+        <w:trPr>
+          <w:trHeight w:val="454"/>
+        </w:trPr>
+        <w:tc>
+          <w:tcPr>
+            <w:tcW w:w="487" w:type="pct"/>
+            <w:vAlign w:val="center"/>
+          </w:tcPr>
+          <w:p>
+            <w:pPr>
+              <w:pStyle w:val="af3"/>
+              <w:spacing w:line="320" w:lineRule="exact"/>
+              <w:rPr>
+                <w:rFonts w:ascii="思源黑体 CN" w:hAnsi="思源黑体 CN" w:cs="思源黑体 CN"/>
+                <w:b/>
+                <w:bCs/>
+                <w:szCs w:val="18"/>
+              </w:rPr>
+            </w:pPr>
+            <w:r>
+              <w:rPr>
+                <w:rFonts w:ascii="思源黑体 CN" w:hAnsi="思源黑体 CN" w:cs="思源黑体 CN" w:hint="eastAsia"/>
+                <w:b/>
+                <w:bCs/>
+                <w:szCs w:val="18"/>
+              </w:rPr>
+              <w:t>MSH6</w:t>
+            </w:r>
+          </w:p>
+        </w:tc>
+        <w:tc>
+          <w:tcPr>
+            <w:tcW w:w="2753" w:type="pct"/>
+            <w:vAlign w:val="center"/>
+          </w:tcPr>
+          <w:p>
+            <w:pPr>
+              <w:pStyle w:val="af3"/>
+              <w:spacing w:line="320" w:lineRule="exact"/>
+              <w:rPr>
+                <w:rFonts w:ascii="思源黑体 CN" w:hAnsi="思源黑体 CN" w:cs="思源黑体 CN"/>
+                <w:szCs w:val="18"/>
+              </w:rPr>
+            </w:pPr>
+            <w:r>
+              <w:rPr>
+                <w:rFonts w:ascii="思源黑体 CN" w:hAnsi="思源黑体 CN" w:cs="思源黑体 CN" w:hint="eastAsia"/>
+                <w:szCs w:val="18"/>
+              </w:rPr>
+              <w:t>编码区和外显子-内含子连接区（±10bp）</w:t>
+            </w:r>
+          </w:p>
+        </w:tc>
+        <w:tc>
+          <w:tcPr>
+            <w:tcW w:w="1760" w:type="pct"/>
+            <w:vAlign w:val="center"/>
+          </w:tcPr>
+          <w:p>
+            <w:pPr>
+              <w:pStyle w:val="af3"/>
+              <w:spacing w:line="320" w:lineRule="exact"/>
+              <w:jc w:val="left"/>
+              <w:rPr>
+                <w:rFonts w:ascii="思源黑体 CN" w:hAnsi="思源黑体 CN" w:cs="思源黑体 CN"/>
+                <w:szCs w:val="18"/>
+              </w:rPr>
+            </w:pPr>
+            <w:r>
+              <w:rPr>
+                <w:rFonts w:ascii="思源黑体 CN" w:hAnsi="思源黑体 CN" w:cs="思源黑体 CN" w:hint="eastAsia"/>
+                <w:szCs w:val="18"/>
+              </w:rPr>
+              <w:t>点突变、插入/缺失突变</w:t>
+            </w:r>
+          </w:p>
+        </w:tc>
+      </w:tr>
+      <w:tr>
+        <w:trPr>
+          <w:trHeight w:val="454"/>
+        </w:trPr>
+        <w:tc>
+          <w:tcPr>
+            <w:tcW w:w="487" w:type="pct"/>
+            <w:vAlign w:val="center"/>
+          </w:tcPr>
+          <w:p>
+            <w:pPr>
+              <w:pStyle w:val="af3"/>
+              <w:spacing w:line="320" w:lineRule="exact"/>
+              <w:rPr>
+                <w:rFonts w:ascii="思源黑体 CN" w:hAnsi="思源黑体 CN" w:cs="思源黑体 CN"/>
+                <w:b/>
+                <w:bCs/>
+                <w:szCs w:val="18"/>
+              </w:rPr>
+            </w:pPr>
+            <w:r>
+              <w:rPr>
+                <w:rFonts w:ascii="思源黑体 CN" w:hAnsi="思源黑体 CN" w:cs="思源黑体 CN" w:hint="eastAsia"/>
+                <w:b/>
+                <w:bCs/>
+                <w:szCs w:val="18"/>
+              </w:rPr>
+              <w:t>PMS2</w:t>
+            </w:r>
+          </w:p>
+        </w:tc>
+        <w:tc>
+          <w:tcPr>
+            <w:tcW w:w="2753" w:type="pct"/>
+            <w:vAlign w:val="center"/>
+          </w:tcPr>
+          <w:p>
+            <w:pPr>
+              <w:pStyle w:val="af3"/>
+              <w:spacing w:line="320" w:lineRule="exact"/>
+              <w:rPr>
+                <w:rFonts w:ascii="思源黑体 CN" w:hAnsi="思源黑体 CN" w:cs="思源黑体 CN"/>
+                <w:szCs w:val="18"/>
+              </w:rPr>
+            </w:pPr>
+            <w:r>
+              <w:rPr>
+                <w:rFonts w:ascii="思源黑体 CN" w:hAnsi="思源黑体 CN" w:cs="思源黑体 CN" w:hint="eastAsia"/>
+                <w:szCs w:val="18"/>
+              </w:rPr>
+              <w:t>编码区和外显子-内含子连接区（±10bp）</w:t>
+            </w:r>
+          </w:p>
+        </w:tc>
+        <w:tc>
+          <w:tcPr>
+            <w:tcW w:w="1760" w:type="pct"/>
+            <w:vAlign w:val="center"/>
+          </w:tcPr>
+          <w:p>
+            <w:pPr>
+              <w:pStyle w:val="af3"/>
+              <w:spacing w:line="320" w:lineRule="exact"/>
+              <w:jc w:val="left"/>
+              <w:rPr>
+                <w:rFonts w:ascii="思源黑体 CN" w:hAnsi="思源黑体 CN" w:cs="思源黑体 CN"/>
+                <w:szCs w:val="18"/>
+              </w:rPr>
+            </w:pPr>
+            <w:r>
+              <w:rPr>
+                <w:rFonts w:ascii="思源黑体 CN" w:hAnsi="思源黑体 CN" w:cs="思源黑体 CN" w:hint="eastAsia"/>
+                <w:szCs w:val="18"/>
+              </w:rPr>
+              <w:t>点突变、插入/缺失突变</w:t>
+            </w:r>
+          </w:p>
+        </w:tc>
+      </w:tr>
+      <w:tr>
+        <w:trPr>
+          <w:trHeight w:val="454"/>
+        </w:trPr>
+        <w:tc>
+          <w:tcPr>
+            <w:tcW w:w="487" w:type="pct"/>
+            <w:vAlign w:val="center"/>
+          </w:tcPr>
+          <w:p>
+            <w:pPr>
+              <w:pStyle w:val="af3"/>
+              <w:spacing w:line="320" w:lineRule="exact"/>
+              <w:rPr>
+                <w:rFonts w:ascii="思源黑体 CN" w:hAnsi="思源黑体 CN" w:cs="思源黑体 CN"/>
+                <w:b/>
+                <w:bCs/>
+                <w:szCs w:val="18"/>
+              </w:rPr>
+            </w:pPr>
+            <w:r>
+              <w:rPr>
+                <w:rFonts w:ascii="思源黑体 CN" w:hAnsi="思源黑体 CN" w:cs="思源黑体 CN" w:hint="eastAsia"/>
+                <w:b/>
+                <w:bCs/>
+                <w:szCs w:val="18"/>
+              </w:rPr>
+              <w:t>POLE</w:t>
+            </w:r>
+          </w:p>
+        </w:tc>
+        <w:tc>
+          <w:tcPr>
+            <w:tcW w:w="2753" w:type="pct"/>
+            <w:vAlign w:val="center"/>
+          </w:tcPr>
+          <w:p>
+            <w:pPr>
+              <w:pStyle w:val="af3"/>
+              <w:spacing w:line="320" w:lineRule="exact"/>
+              <w:rPr>
+                <w:rFonts w:ascii="思源黑体 CN" w:hAnsi="思源黑体 CN" w:cs="思源黑体 CN"/>
+                <w:szCs w:val="18"/>
+              </w:rPr>
+            </w:pPr>
+            <w:r>
+              <w:rPr>
+                <w:rFonts w:ascii="思源黑体 CN" w:hAnsi="思源黑体 CN" w:cs="思源黑体 CN" w:hint="eastAsia"/>
+                <w:szCs w:val="18"/>
+              </w:rPr>
+              <w:t>外切酶结构域（Exon3-14）和Exon19部分区域</w:t>
+            </w:r>
+          </w:p>
+        </w:tc>
+        <w:tc>
+          <w:tcPr>
+            <w:tcW w:w="1760" w:type="pct"/>
+            <w:vAlign w:val="center"/>
+          </w:tcPr>
+          <w:p>
+            <w:pPr>
+              <w:pStyle w:val="af3"/>
+              <w:spacing w:line="320" w:lineRule="exact"/>
+              <w:jc w:val="left"/>
+              <w:rPr>
+                <w:rFonts w:ascii="思源黑体 CN" w:hAnsi="思源黑体 CN" w:cs="思源黑体 CN"/>
+                <w:szCs w:val="18"/>
+              </w:rPr>
+            </w:pPr>
+            <w:r>
+              <w:rPr>
+                <w:rFonts w:ascii="思源黑体 CN" w:hAnsi="思源黑体 CN" w:cs="思源黑体 CN" w:hint="eastAsia"/>
+                <w:szCs w:val="18"/>
+              </w:rPr>
+              <w:t>点突变、插入/缺失突变</w:t>
+            </w:r>
+          </w:p>
+        </w:tc>
+      </w:tr>
+      <w:tr>
+        <w:trPr>
+          <w:trHeight w:val="454"/>
+        </w:trPr>
+        <w:tc>
+          <w:tcPr>
+            <w:tcW w:w="487" w:type="pct"/>
+            <w:vAlign w:val="center"/>
+          </w:tcPr>
+          <w:p>
+            <w:pPr>
+              <w:pStyle w:val="af3"/>
+              <w:spacing w:line="320" w:lineRule="exact"/>
+              <w:rPr>
+                <w:rFonts w:ascii="思源黑体 CN" w:hAnsi="思源黑体 CN" w:cs="思源黑体 CN"/>
+                <w:b/>
+                <w:bCs/>
+                <w:szCs w:val="18"/>
+              </w:rPr>
+            </w:pPr>
+            <w:r>
+              <w:rPr>
+                <w:rFonts w:ascii="思源黑体 CN" w:hAnsi="思源黑体 CN" w:cs="思源黑体 CN" w:hint="eastAsia"/>
+                <w:b/>
+                <w:bCs/>
+                <w:szCs w:val="18"/>
+              </w:rPr>
+              <w:t>TP53</w:t>
+            </w:r>
+          </w:p>
+        </w:tc>
+        <w:tc>
+          <w:tcPr>
+            <w:tcW w:w="2753" w:type="pct"/>
+            <w:vAlign w:val="center"/>
+          </w:tcPr>
+          <w:p>
+            <w:pPr>
+              <w:pStyle w:val="af3"/>
+              <w:spacing w:line="320" w:lineRule="exact"/>
+              <w:rPr>
+                <w:rFonts w:ascii="思源黑体 CN" w:hAnsi="思源黑体 CN" w:cs="思源黑体 CN"/>
+                <w:szCs w:val="18"/>
+              </w:rPr>
+            </w:pPr>
+            <w:r>
+              <w:rPr>
+                <w:rFonts w:ascii="思源黑体 CN" w:hAnsi="思源黑体 CN" w:cs="思源黑体 CN" w:hint="eastAsia"/>
+                <w:szCs w:val="18"/>
+              </w:rPr>
+              <w:t>全编码区</w:t>
+            </w:r>
+          </w:p>
+        </w:tc>
+        <w:tc>
+          <w:tcPr>
+            <w:tcW w:w="1760" w:type="pct"/>
+            <w:vAlign w:val="center"/>
+          </w:tcPr>
+          <w:p>
+            <w:pPr>
+              <w:pStyle w:val="af3"/>
+              <w:spacing w:line="320" w:lineRule="exact"/>
+              <w:jc w:val="left"/>
+              <w:rPr>
+                <w:rFonts w:ascii="思源黑体 CN" w:hAnsi="思源黑体 CN" w:cs="思源黑体 CN"/>
+                <w:szCs w:val="18"/>
+              </w:rPr>
+            </w:pPr>
+            <w:r>
+              <w:rPr>
+                <w:rFonts w:ascii="思源黑体 CN" w:hAnsi="思源黑体 CN" w:cs="思源黑体 CN" w:hint="eastAsia"/>
+                <w:szCs w:val="18"/>
+              </w:rPr>
+              <w:t>点突变、插入/缺失突变</w:t>
+            </w:r>
+          </w:p>
+        </w:tc>
+      </w:tr>
+      <w:tr>
+        <w:trPr>
+          <w:trHeight w:val="454"/>
+        </w:trPr>
+        <w:tc>
+          <w:tcPr>
+            <w:tcW w:w="5000" w:type="pct"/>
+            <w:gridSpan w:val="3"/>
+            <w:vAlign w:val="center"/>
+          </w:tcPr>
+          <w:p>
+            <w:pPr>
+              <w:pStyle w:val="af3"/>
+              <w:spacing w:line="320" w:lineRule="exact"/>
+              <w:jc w:val="left"/>
+              <w:rPr>
+                <w:rFonts w:ascii="思源黑体 CN" w:hAnsi="思源黑体 CN" w:cs="思源黑体 CN"/>
+                <w:szCs w:val="18"/>
+              </w:rPr>
+            </w:pPr>
+            <w:r>
+              <w:rPr>
+                <w:rFonts w:ascii="思源黑体 CN" w:hAnsi="思源黑体 CN" w:cs="思源黑体 CN" w:hint="eastAsia"/>
+                <w:szCs w:val="18"/>
+              </w:rPr>
+              <w:t>备注：</w:t>
+            </w:r>
+            <w:r>
+              <w:rPr>
+                <w:rFonts w:ascii="思源黑体 CN" w:hAnsi="思源黑体 CN" w:cs="思源黑体 CN" w:hint="eastAsia"/>
+                <w:szCs w:val="18"/>
+              </w:rPr>
+              <w:t>因基因组中同源序列的干扰，以下区段不包含在检测范围内：</w:t>
+            </w:r>
+          </w:p>
+          <w:p>
+            <w:pPr>
+              <w:pStyle w:val="af3"/>
+              <w:spacing w:line="320" w:lineRule="exact"/>
+              <w:jc w:val="left"/>
+              <w:rPr>
+                <w:rFonts w:ascii="思源黑体 CN" w:hAnsi="思源黑体 CN" w:cs="思源黑体 CN"/>
+                <w:szCs w:val="18"/>
+              </w:rPr>
+            </w:pPr>
+            <w:r>
+              <w:rPr>
+                <w:rFonts w:ascii="思源黑体 CN" w:hAnsi="思源黑体 CN" w:cs="思源黑体 CN" w:hint="eastAsia"/>
+                <w:szCs w:val="18"/>
+              </w:rPr>
+              <w:t>MSH2 chr2:47630413-47630462区段（50bp）</w:t>
+            </w:r>
+          </w:p>
+          <w:p>
+            <w:pPr>
+              <w:pStyle w:val="af3"/>
+              <w:spacing w:line="320" w:lineRule="exact"/>
+              <w:jc w:val="left"/>
+              <w:rPr>
+                <w:rFonts w:ascii="思源黑体 CN" w:hAnsi="思源黑体 CN" w:cs="思源黑体 CN"/>
+                <w:szCs w:val="18"/>
+              </w:rPr>
+            </w:pPr>
+            <w:r>
+              <w:rPr>
+                <w:rFonts w:ascii="思源黑体 CN" w:hAnsi="思源黑体 CN" w:cs="思源黑体 CN" w:hint="eastAsia"/>
+                <w:szCs w:val="18"/>
+              </w:rPr>
+              <w:t>MSH6 chr2:48010518-48010642区段（125bp）</w:t>
+            </w:r>
+          </w:p>
+          <w:p>
+            <w:pPr>
+              <w:pStyle w:val="af3"/>
+              <w:spacing w:line="320" w:lineRule="exact"/>
+              <w:jc w:val="left"/>
+              <w:rPr>
+                <w:rFonts w:ascii="思源黑体 CN" w:hAnsi="思源黑体 CN" w:cs="思源黑体 CN"/>
+                <w:szCs w:val="18"/>
+              </w:rPr>
+            </w:pPr>
+            <w:r>
+              <w:rPr>
+                <w:rFonts w:ascii="思源黑体 CN" w:hAnsi="思源黑体 CN" w:cs="思源黑体 CN" w:hint="eastAsia"/>
+                <w:szCs w:val="18"/>
+              </w:rPr>
+              <w:t>PMS2 chr7:6013019-6013183区段（165bp）</w:t>
+            </w:r>
+          </w:p>
+          <w:p>
+            <w:pPr>
+              <w:pStyle w:val="af3"/>
+              <w:spacing w:line="320" w:lineRule="exact"/>
+              <w:jc w:val="left"/>
+              <w:rPr>
+                <w:rFonts w:ascii="思源黑体 CN" w:hAnsi="思源黑体 CN" w:cs="思源黑体 CN"/>
+                <w:szCs w:val="18"/>
+              </w:rPr>
+            </w:pPr>
+            <w:r>
+              <w:rPr>
+                <w:rFonts w:ascii="思源黑体 CN" w:hAnsi="思源黑体 CN" w:cs="思源黑体 CN" w:hint="eastAsia"/>
+                <w:szCs w:val="18"/>
+              </w:rPr>
+              <w:t>PMS2 chr7:6022522-6022632区段（111bp）</w:t>
+            </w:r>
+          </w:p>
+          <w:p>
+            <w:pPr>
+              <w:pStyle w:val="af3"/>
+              <w:spacing w:line="320" w:lineRule="exact"/>
+              <w:jc w:val="left"/>
+              <w:rPr>
+                <w:rFonts w:ascii="思源黑体 CN" w:hAnsi="思源黑体 CN" w:cs="思源黑体 CN"/>
+                <w:szCs w:val="18"/>
+              </w:rPr>
+            </w:pPr>
+            <w:r>
+              <w:rPr>
+                <w:rFonts w:ascii="思源黑体 CN" w:hAnsi="思源黑体 CN" w:cs="思源黑体 CN" w:hint="eastAsia"/>
+                <w:szCs w:val="18"/>
+              </w:rPr>
+              <w:t>PMS2 chr7:6026379-6027261区段（883bp）</w:t>
+            </w:r>
+          </w:p>
+        </w:tc>
+      </w:tr>
+    </w:tbl>
+    <w:p>
+      <w:pPr>
+        <w:rPr>
           <w:rFonts w:ascii="思源黑体 CN" w:eastAsia="思源黑体 CN" w:hAnsi="思源黑体 CN" w:cs="思源黑体 CN"/>
         </w:rPr>
       </w:pPr>
+      <w:r>
+        <w:rPr>
+          <w:rFonts w:ascii="思源黑体 CN" w:eastAsia="思源黑体 CN" w:hAnsi="思源黑体 CN" w:cs="微软雅黑" w:hint="eastAsia"/>
+          <w:sz w:val="21"/>
+          <w:szCs w:val="21"/>
+        </w:rPr>
+        <w:t>{%</w:t>
+      </w:r>
+      <w:r>
+        <w:rPr>
+          <w:rFonts w:ascii="思源黑体 CN" w:eastAsia="思源黑体 CN" w:hAnsi="思源黑体 CN" w:cs="微软雅黑" w:hint="eastAsia"/>
+          <w:sz w:val="21"/>
+          <w:szCs w:val="21"/>
+        </w:rPr>
+        <w:t>p</w:t>
+      </w:r>
+      <w:r>
+        <w:rPr>
+          <w:rFonts w:ascii="思源黑体 CN" w:eastAsia="思源黑体 CN" w:hAnsi="思源黑体 CN" w:cs="微软雅黑"/>
+          <w:sz w:val="21"/>
+          <w:szCs w:val="21"/>
+        </w:rPr>
+        <w:t xml:space="preserve"> </w:t>
+      </w:r>
+      <w:r>
+        <w:rPr>
+          <w:rFonts w:ascii="思源黑体 CN" w:eastAsia="思源黑体 CN" w:hAnsi="思源黑体 CN" w:cs="微软雅黑" w:hint="eastAsia"/>
+          <w:sz w:val="21"/>
+          <w:szCs w:val="21"/>
+        </w:rPr>
+        <w:t>endif%}。</w:t>
+      </w:r>
       <w:r>
         <w:rPr>
           <w:rFonts w:ascii="思源黑体 CN" w:eastAsia="思源黑体 CN" w:hAnsi="思源黑体 CN" w:cs="思源黑体 CN"/>
@@ -12053,27 +13602,14 @@
                           <w:r>
                             <w:t xml:space="preserve"> / </w:t>
                           </w:r>
-                          <w:r>
-                            <w:fldChar w:fldCharType="begin"/>
-                          </w:r>
-                          <w:r>
-                            <w:instrText xml:space="preserve"> SECTIONPAGES </w:instrText>
-                          </w:r>
-                          <w:r>
-                            <w:fldChar w:fldCharType="separate"/>
-                          </w:r>
-                          <w:r>
-                            <w:rPr>
-                              <w:noProof/>
-                            </w:rPr>
-                            <w:t>9</w:t>
-                          </w:r>
-                          <w:r>
-                            <w:rPr>
-                              <w:noProof/>
-                            </w:rPr>
-                            <w:fldChar w:fldCharType="end"/>
-                          </w:r>
+                          <w:fldSimple w:instr=" SECTIONPAGES ">
+                            <w:r>
+                              <w:rPr>
+                                <w:noProof/>
+                              </w:rPr>
+                              <w:t>10</w:t>
+                            </w:r>
+                          </w:fldSimple>
                         </w:p>
                       </w:txbxContent>
                     </wps:txbx>
@@ -12117,27 +13653,14 @@
                     <w:r>
                       <w:t xml:space="preserve"> / </w:t>
                     </w:r>
-                    <w:r>
-                      <w:fldChar w:fldCharType="begin"/>
-                    </w:r>
-                    <w:r>
-                      <w:instrText xml:space="preserve"> SECTIONPAGES </w:instrText>
-                    </w:r>
-                    <w:r>
-                      <w:fldChar w:fldCharType="separate"/>
-                    </w:r>
-                    <w:r>
-                      <w:rPr>
-                        <w:noProof/>
-                      </w:rPr>
-                      <w:t>9</w:t>
-                    </w:r>
-                    <w:r>
-                      <w:rPr>
-                        <w:noProof/>
-                      </w:rPr>
-                      <w:fldChar w:fldCharType="end"/>
-                    </w:r>
+                    <w:fldSimple w:instr=" SECTIONPAGES ">
+                      <w:r>
+                        <w:rPr>
+                          <w:noProof/>
+                        </w:rPr>
+                        <w:t>10</w:t>
+                      </w:r>
+                    </w:fldSimple>
                   </w:p>
                 </w:txbxContent>
               </v:textbox>
@@ -12159,19 +13682,11 @@
       </w:rPr>
       <w:t>{{</w:t>
     </w:r>
-    <w:proofErr w:type="spellStart"/>
     <w:r>
       <w:rPr>
         <w:rFonts w:ascii="思源黑体 CN" w:eastAsia="思源黑体 CN" w:hAnsi="思源黑体 CN"/>
       </w:rPr>
-      <w:t>sample.report_date</w:t>
-    </w:r>
-    <w:proofErr w:type="spellEnd"/>
-    <w:r>
-      <w:rPr>
-        <w:rFonts w:ascii="思源黑体 CN" w:eastAsia="思源黑体 CN" w:hAnsi="思源黑体 CN"/>
-      </w:rPr>
-      <w:t>}}</w:t>
+      <w:t>sample.report_date}}</w:t>
     </w:r>
     <w:r>
       <w:rPr>
@@ -12195,21 +13710,7 @@
       <w:rPr>
         <w:rFonts w:ascii="思源黑体 CN" w:eastAsia="思源黑体 CN" w:hAnsi="思源黑体 CN"/>
       </w:rPr>
-      <w:t>{{</w:t>
-    </w:r>
-    <w:proofErr w:type="spellStart"/>
-    <w:r>
-      <w:rPr>
-        <w:rFonts w:ascii="思源黑体 CN" w:eastAsia="思源黑体 CN" w:hAnsi="思源黑体 CN"/>
-      </w:rPr>
-      <w:t>sample.patient_name</w:t>
-    </w:r>
-    <w:proofErr w:type="spellEnd"/>
-    <w:r>
-      <w:rPr>
-        <w:rFonts w:ascii="思源黑体 CN" w:eastAsia="思源黑体 CN" w:hAnsi="思源黑体 CN"/>
-      </w:rPr>
-      <w:t>}}</w:t>
+      <w:t>{{sample.patient_name}}</w:t>
     </w:r>
   </w:p>
 </w:ftr>
@@ -14320,10 +15821,6 @@
 </file>
 
 <file path=customXml/item1.xml><?xml version="1.0" encoding="utf-8"?>
-<b:Sources xmlns:b="http://schemas.openxmlformats.org/officeDocument/2006/bibliography" xmlns="http://schemas.openxmlformats.org/officeDocument/2006/bibliography" SelectedStyle="\APASixthEditionOfficeOnline.xsl" StyleName="APA" Version="6"/>
-</file>
-
-<file path=customXml/item2.xml><?xml version="1.0" encoding="utf-8"?>
 <s:customData xmlns="http://www.wps.cn/officeDocument/2013/wpsCustomData" xmlns:s="http://www.wps.cn/officeDocument/2013/wpsCustomData">
   <customSectProps>
     <customSectPr/>
@@ -14335,18 +15832,22 @@
 </s:customData>
 </file>
 
+<file path=customXml/item2.xml><?xml version="1.0" encoding="utf-8"?>
+<b:Sources xmlns:b="http://schemas.openxmlformats.org/officeDocument/2006/bibliography" xmlns="http://schemas.openxmlformats.org/officeDocument/2006/bibliography" SelectedStyle="\APASixthEditionOfficeOnline.xsl" StyleName="APA" Version="6"/>
+</file>
+
 <file path=customXml/itemProps1.xml><?xml version="1.0" encoding="utf-8"?>
+<ds:datastoreItem xmlns:ds="http://schemas.openxmlformats.org/officeDocument/2006/customXml" ds:itemID="{B1977F7D-205B-4081-913C-38D41E755F92}">
+  <ds:schemaRefs>
+    <ds:schemaRef ds:uri="http://www.wps.cn/officeDocument/2013/wpsCustomData"/>
+  </ds:schemaRefs>
+</ds:datastoreItem>
+</file>
+
+<file path=customXml/itemProps2.xml><?xml version="1.0" encoding="utf-8"?>
 <ds:datastoreItem xmlns:ds="http://schemas.openxmlformats.org/officeDocument/2006/customXml" ds:itemID="{9D72976C-9B26-4030-A93D-83C8249827C5}">
   <ds:schemaRefs>
     <ds:schemaRef ds:uri="http://schemas.openxmlformats.org/officeDocument/2006/bibliography"/>
   </ds:schemaRefs>
 </ds:datastoreItem>
-</file>
-
-<file path=customXml/itemProps2.xml><?xml version="1.0" encoding="utf-8"?>
-<ds:datastoreItem xmlns:ds="http://schemas.openxmlformats.org/officeDocument/2006/customXml" ds:itemID="{B1977F7D-205B-4081-913C-38D41E755F92}">
-  <ds:schemaRefs>
-    <ds:schemaRef ds:uri="http://www.wps.cn/officeDocument/2013/wpsCustomData"/>
-  </ds:schemaRefs>
-</ds:datastoreItem>
 </file>